--- a/content-pipeline/06-word-documents/02-english-word/005_independence-palace-saigon-guide.docx
+++ b/content-pipeline/06-word-documents/02-english-word/005_independence-palace-saigon-guide.docx
@@ -114,275 +114,6 @@
         </w:rPr>
         <w:t xml:space="preserve"> stands just 700 meters north of the central market along tree-canopied Nam Ky Khoi Nghia Boulevard. As Vietnam’s premier Special National Relic, the estate encapsulates an extraordinary dialogue between avant-garde mid-century architecture and ancient Eastern philosophical cosmology.</w:t>
       </w:r>
-    </w:p>
-    <w:p>
-      <w:pPr>
-        <w:spacing w:before="120" w:after="120"/>
-        <w:jc w:val="center"/>
-      </w:pPr>
-      <w:r>
-        <w:rPr>
-          <w:color w:val="CBD5E1"/>
-        </w:rPr>
-        <w:t>―――――――――――――――――――――――――――――――――――――――――――――</w:t>
-      </w:r>
-    </w:p>
-    <w:p>
-      <w:pPr>
-        <w:keepNext/>
-        <w:spacing w:before="320" w:after="120" w:line="276" w:lineRule="auto"/>
-      </w:pPr>
-      <w:r>
-        <w:rPr>
-          <w:rFonts w:ascii="Calibri" w:hAnsi="Calibri"/>
-          <w:b/>
-          <w:color w:val="1B365D"/>
-          <w:sz w:val="32"/>
-        </w:rPr>
-        <w:t>Quick Overview Stats (2026 Curated Dimensions)</w:t>
-      </w:r>
-    </w:p>
-    <w:tbl>
-      <w:tblPr>
-        <w:tblW w:type="auto" w:w="0"/>
-        <w:jc w:val="center"/>
-        <w:tblLook w:firstColumn="1" w:firstRow="1" w:lastColumn="0" w:lastRow="0" w:noHBand="0" w:noVBand="1" w:val="04A0"/>
-        <w:tblBorders>
-          <w:top w:val="single" w:sz="4" w:space="0" w:color="CBD5E1"/>
-          <w:bottom w:val="single" w:sz="6" w:space="0" w:color="1B365D"/>
-          <w:left w:val="none"/>
-          <w:right w:val="none"/>
-          <w:insideH w:val="single" w:sz="4" w:space="0" w:color="CBD5E1"/>
-          <w:insideV w:val="none"/>
-        </w:tblBorders>
-      </w:tblPr>
-      <w:tblGrid>
-        <w:gridCol w:w="2484"/>
-        <w:gridCol w:w="2484"/>
-        <w:gridCol w:w="2484"/>
-        <w:gridCol w:w="2484"/>
-      </w:tblGrid>
-      <w:tr>
-        <w:tc>
-          <w:tcPr>
-            <w:tcW w:type="dxa" w:w="2484"/>
-            <w:vAlign w:val="center"/>
-            <w:shd w:fill="1B365D"/>
-            <w:tcMar>
-              <w:top w:w="140" w:type="dxa"/>
-              <w:bottom w:w="140" w:type="dxa"/>
-              <w:left w:w="150" w:type="dxa"/>
-              <w:right w:w="150" w:type="dxa"/>
-            </w:tcMar>
-          </w:tcPr>
-          <w:p>
-            <w:pPr>
-              <w:spacing w:before="0" w:after="0" w:line="276" w:lineRule="auto"/>
-            </w:pPr>
-            <w:r>
-              <w:rPr>
-                <w:rFonts w:ascii="Calibri" w:hAnsi="Calibri"/>
-                <w:b/>
-                <w:color w:val="FFFFFF"/>
-                <w:sz w:val="19"/>
-              </w:rPr>
-              <w:t>📍 Palace Coordinates</w:t>
-            </w:r>
-          </w:p>
-        </w:tc>
-        <w:tc>
-          <w:tcPr>
-            <w:tcW w:type="dxa" w:w="2484"/>
-            <w:vAlign w:val="center"/>
-            <w:shd w:fill="1B365D"/>
-            <w:tcMar>
-              <w:top w:w="140" w:type="dxa"/>
-              <w:bottom w:w="140" w:type="dxa"/>
-              <w:left w:w="150" w:type="dxa"/>
-              <w:right w:w="150" w:type="dxa"/>
-            </w:tcMar>
-          </w:tcPr>
-          <w:p>
-            <w:pPr>
-              <w:spacing w:before="0" w:after="0" w:line="276" w:lineRule="auto"/>
-            </w:pPr>
-            <w:r>
-              <w:rPr>
-                <w:rFonts w:ascii="Calibri" w:hAnsi="Calibri"/>
-                <w:b/>
-                <w:color w:val="FFFFFF"/>
-                <w:sz w:val="19"/>
-              </w:rPr>
-              <w:t>🏛️ Architectural Doctrine</w:t>
-            </w:r>
-          </w:p>
-        </w:tc>
-        <w:tc>
-          <w:tcPr>
-            <w:tcW w:type="dxa" w:w="2484"/>
-            <w:vAlign w:val="center"/>
-            <w:shd w:fill="1B365D"/>
-            <w:tcMar>
-              <w:top w:w="140" w:type="dxa"/>
-              <w:bottom w:w="140" w:type="dxa"/>
-              <w:left w:w="150" w:type="dxa"/>
-              <w:right w:w="150" w:type="dxa"/>
-            </w:tcMar>
-          </w:tcPr>
-          <w:p>
-            <w:pPr>
-              <w:spacing w:before="0" w:after="0" w:line="276" w:lineRule="auto"/>
-            </w:pPr>
-            <w:r>
-              <w:rPr>
-                <w:rFonts w:ascii="Calibri" w:hAnsi="Calibri"/>
-                <w:b/>
-                <w:color w:val="FFFFFF"/>
-                <w:sz w:val="19"/>
-              </w:rPr>
-              <w:t>⏳ Inaugural Year</w:t>
-            </w:r>
-          </w:p>
-        </w:tc>
-        <w:tc>
-          <w:tcPr>
-            <w:tcW w:type="dxa" w:w="2484"/>
-            <w:vAlign w:val="center"/>
-            <w:shd w:fill="1B365D"/>
-            <w:tcMar>
-              <w:top w:w="140" w:type="dxa"/>
-              <w:bottom w:w="140" w:type="dxa"/>
-              <w:left w:w="150" w:type="dxa"/>
-              <w:right w:w="150" w:type="dxa"/>
-            </w:tcMar>
-          </w:tcPr>
-          <w:p>
-            <w:pPr>
-              <w:spacing w:before="0" w:after="0" w:line="276" w:lineRule="auto"/>
-            </w:pPr>
-            <w:r>
-              <w:rPr>
-                <w:rFonts w:ascii="Calibri" w:hAnsi="Calibri"/>
-                <w:b/>
-                <w:color w:val="FFFFFF"/>
-                <w:sz w:val="19"/>
-              </w:rPr>
-              <w:t>🎟️ 2026 Comprehensive Tariff</w:t>
-            </w:r>
-          </w:p>
-        </w:tc>
-      </w:tr>
-      <w:tr>
-        <w:tc>
-          <w:tcPr>
-            <w:tcW w:type="dxa" w:w="2484"/>
-            <w:vAlign w:val="center"/>
-            <w:shd w:fill="F8FAFC"/>
-            <w:tcMar>
-              <w:top w:w="100" w:type="dxa"/>
-              <w:bottom w:w="100" w:type="dxa"/>
-              <w:left w:w="150" w:type="dxa"/>
-              <w:right w:w="150" w:type="dxa"/>
-            </w:tcMar>
-          </w:tcPr>
-          <w:p>
-            <w:pPr>
-              <w:spacing w:before="0" w:after="0" w:line="276" w:lineRule="auto"/>
-            </w:pPr>
-            <w:r>
-              <w:rPr>
-                <w:rFonts w:ascii="Calibri" w:hAnsi="Calibri"/>
-                <w:color w:val="1E293B"/>
-                <w:sz w:val="19"/>
-              </w:rPr>
-              <w:t>135 Nam Ky Khoi Nghia, Ben Thanh Ward, District 1</w:t>
-            </w:r>
-          </w:p>
-        </w:tc>
-        <w:tc>
-          <w:tcPr>
-            <w:tcW w:type="dxa" w:w="2484"/>
-            <w:vAlign w:val="center"/>
-            <w:shd w:fill="F8FAFC"/>
-            <w:tcMar>
-              <w:top w:w="100" w:type="dxa"/>
-              <w:bottom w:w="100" w:type="dxa"/>
-              <w:left w:w="150" w:type="dxa"/>
-              <w:right w:w="150" w:type="dxa"/>
-            </w:tcMar>
-          </w:tcPr>
-          <w:p>
-            <w:pPr>
-              <w:spacing w:before="0" w:after="0" w:line="276" w:lineRule="auto"/>
-            </w:pPr>
-            <w:r>
-              <w:rPr>
-                <w:rFonts w:ascii="Calibri" w:hAnsi="Calibri"/>
-                <w:color w:val="1E293B"/>
-                <w:sz w:val="19"/>
-              </w:rPr>
-              <w:t>Tropical Modernism with Eastern Symbology</w:t>
-            </w:r>
-          </w:p>
-        </w:tc>
-        <w:tc>
-          <w:tcPr>
-            <w:tcW w:type="dxa" w:w="2484"/>
-            <w:vAlign w:val="center"/>
-            <w:shd w:fill="F8FAFC"/>
-            <w:tcMar>
-              <w:top w:w="100" w:type="dxa"/>
-              <w:bottom w:w="100" w:type="dxa"/>
-              <w:left w:w="150" w:type="dxa"/>
-              <w:right w:w="150" w:type="dxa"/>
-            </w:tcMar>
-          </w:tcPr>
-          <w:p>
-            <w:pPr>
-              <w:spacing w:before="0" w:after="0" w:line="276" w:lineRule="auto"/>
-            </w:pPr>
-            <w:r>
-              <w:rPr>
-                <w:rFonts w:ascii="Calibri" w:hAnsi="Calibri"/>
-                <w:color w:val="1E293B"/>
-                <w:sz w:val="19"/>
-              </w:rPr>
-              <w:t>1966 (Architect Ngo Viet Thu)</w:t>
-            </w:r>
-          </w:p>
-        </w:tc>
-        <w:tc>
-          <w:tcPr>
-            <w:tcW w:type="dxa" w:w="2484"/>
-            <w:vAlign w:val="center"/>
-            <w:shd w:fill="F8FAFC"/>
-            <w:tcMar>
-              <w:top w:w="100" w:type="dxa"/>
-              <w:bottom w:w="100" w:type="dxa"/>
-              <w:left w:w="150" w:type="dxa"/>
-              <w:right w:w="150" w:type="dxa"/>
-            </w:tcMar>
-          </w:tcPr>
-          <w:p>
-            <w:pPr>
-              <w:spacing w:before="0" w:after="0" w:line="276" w:lineRule="auto"/>
-            </w:pPr>
-            <w:r>
-              <w:rPr>
-                <w:rFonts w:ascii="Calibri" w:hAnsi="Calibri"/>
-                <w:color w:val="1E293B"/>
-                <w:sz w:val="19"/>
-              </w:rPr>
-              <w:t>65,000 VND / adult comprehensive</w:t>
-            </w:r>
-          </w:p>
-        </w:tc>
-      </w:tr>
-    </w:tbl>
-    <w:p>
-      <w:pPr>
-        <w:spacing w:before="0" w:after="80"/>
-      </w:pPr>
     </w:p>
     <w:p>
       <w:pPr>

--- a/content-pipeline/06-word-documents/02-english-word/005_independence-palace-saigon-guide.docx
+++ b/content-pipeline/06-word-documents/02-english-word/005_independence-palace-saigon-guide.docx
@@ -281,7 +281,7 @@
           <w:color w:val="1B365D"/>
           <w:sz w:val="32"/>
         </w:rPr>
-        <w:t>1. Historical Stratigraphy: From Colonial Norodom Palace to National Reunification</w:t>
+        <w:t>Historical Stratigraphy: From Colonial Norodom Palace to National Reunification</w:t>
       </w:r>
     </w:p>
     <w:p>
@@ -411,7 +411,7 @@
           <w:color w:val="1B365D"/>
           <w:sz w:val="32"/>
         </w:rPr>
-        <w:t>2. Deciphering Ngo Viet Thu’s Eastern Architectural Cryptogram</w:t>
+        <w:t>Deciphering Ngo Viet Thu’s Eastern Architectural Cryptogram</w:t>
       </w:r>
     </w:p>
     <w:p>
@@ -439,7 +439,7 @@
           <w:color w:val="D97706"/>
           <w:sz w:val="26"/>
         </w:rPr>
-        <w:t>2.1. Floorplan Sino-Vietnamese Ideograms</w:t>
+        <w:t>Floorplan Sino-Vietnamese Ideograms</w:t>
       </w:r>
     </w:p>
     <w:p>
@@ -614,7 +614,7 @@
           <w:color w:val="D97706"/>
           <w:sz w:val="26"/>
         </w:rPr>
-        <w:t>2.2. The Concrete Bamboo Louver Curtain (Rèm Hoa Đá)</w:t>
+        <w:t>The Concrete Bamboo Louver Curtain (Rèm Hoa Đá)</w:t>
       </w:r>
     </w:p>
     <w:p>
@@ -671,7 +671,7 @@
           <w:color w:val="1B365D"/>
           <w:sz w:val="32"/>
         </w:rPr>
-        <w:t>3. Curated Interior Exploration: From Grand Salons to Underground Bunkers</w:t>
+        <w:t>Curated Interior Exploration: From Grand Salons to Underground Bunkers</w:t>
       </w:r>
     </w:p>
     <w:tbl>
@@ -1364,7 +1364,7 @@
           <w:color w:val="1B365D"/>
           <w:sz w:val="32"/>
         </w:rPr>
-        <w:t>4. Field Notes for the Discerning Traveler (2026)</w:t>
+        <w:t>Field Notes for the Discerning Traveler (2026)</w:t>
       </w:r>
     </w:p>
     <w:p>

--- a/content-pipeline/06-word-documents/02-english-word/005_independence-palace-saigon-guide.docx
+++ b/content-pipeline/06-word-documents/02-english-word/005_independence-palace-saigon-guide.docx
@@ -13,7 +13,7 @@
           <w:color w:val="1B365D"/>
           <w:sz w:val="42"/>
         </w:rPr>
-        <w:t>The Independence Palace: Mid-Century Modernism &amp; Historic Crossroads of Saigon</w:t>
+        <w:t>The Independence Palace: Mid-Century Modernism &amp; Historic Landmarks of Saigon</w:t>
       </w:r>
     </w:p>
     <w:tbl>
@@ -281,7 +281,7 @@
           <w:color w:val="1B365D"/>
           <w:sz w:val="32"/>
         </w:rPr>
-        <w:t>Historical Stratigraphy: From Colonial Norodom Palace to National Reunification</w:t>
+        <w:t>From Norodom Palace to National Reunification: Key Historical Milestones</w:t>
       </w:r>
     </w:p>
     <w:p>
@@ -294,7 +294,7 @@
           <w:color w:val="1E293B"/>
           <w:sz w:val="21"/>
         </w:rPr>
-        <w:t>The palatial grounds have served as the fulcrum of southern governance across three distinct epochs:</w:t>
+        <w:t>The site has served as the administrative center of southern Vietnam across three distinct eras:</w:t>
       </w:r>
     </w:p>
     <w:p>
@@ -411,7 +411,7 @@
           <w:color w:val="1B365D"/>
           <w:sz w:val="32"/>
         </w:rPr>
-        <w:t>Deciphering Ngo Viet Thu’s Eastern Architectural Cryptogram</w:t>
+        <w:t>Ngo Viet Thu's Symbolic Architecture: Eastern Philosophy in Concrete</w:t>
       </w:r>
     </w:p>
     <w:p>
@@ -1364,7 +1364,7 @@
           <w:color w:val="1B365D"/>
           <w:sz w:val="32"/>
         </w:rPr>
-        <w:t>Field Notes for the Discerning Traveler (2026)</w:t>
+        <w:t>Field Notes for the Traveler (2026)</w:t>
       </w:r>
     </w:p>
     <w:p>

--- a/content-pipeline/06-word-documents/02-english-word/005_independence-palace-saigon-guide.docx
+++ b/content-pipeline/06-word-documents/02-english-word/005_independence-palace-saigon-guide.docx
@@ -1564,6 +1564,146 @@
     </w:p>
     <w:p>
       <w:pPr>
+        <w:spacing w:before="120" w:after="120"/>
+        <w:jc w:val="center"/>
+      </w:pPr>
+      <w:r>
+        <w:rPr>
+          <w:color w:val="CBD5E1"/>
+        </w:rPr>
+        <w:t>―――――――――――――――――――――――――――――――――――――――――――――</w:t>
+      </w:r>
+    </w:p>
+    <w:p>
+      <w:pPr>
+        <w:keepNext/>
+        <w:spacing w:before="320" w:after="120" w:line="276" w:lineRule="auto"/>
+      </w:pPr>
+      <w:r>
+        <w:rPr>
+          <w:rFonts w:ascii="Calibri" w:hAnsi="Calibri"/>
+          <w:b/>
+          <w:color w:val="1B365D"/>
+          <w:sz w:val="32"/>
+        </w:rPr>
+        <w:t>🗺️ Curated Cluster Connections</w:t>
+      </w:r>
+    </w:p>
+    <w:p>
+      <w:pPr>
+        <w:spacing w:before="40" w:after="120" w:line="276" w:lineRule="auto"/>
+      </w:pPr>
+      <w:r>
+        <w:rPr>
+          <w:rFonts w:ascii="Calibri" w:hAnsi="Calibri"/>
+          <w:color w:val="1E293B"/>
+          <w:sz w:val="21"/>
+        </w:rPr>
+        <w:t>To help you navigate District 1 with ease, explore our companion heritage guides:</w:t>
+      </w:r>
+      <w:r>
+        <w:rPr>
+          <w:rFonts w:ascii="Calibri" w:hAnsi="Calibri"/>
+          <w:color w:val="1E293B"/>
+          <w:sz w:val="21"/>
+        </w:rPr>
+      </w:r>
+      <w:r>
+        <w:rPr>
+          <w:rFonts w:ascii="Calibri" w:hAnsi="Calibri"/>
+          <w:color w:val="1E293B"/>
+          <w:sz w:val="21"/>
+        </w:rPr>
+        <w:br/>
+        <w:t xml:space="preserve">- </w:t>
+      </w:r>
+      <w:r>
+        <w:rPr>
+          <w:rFonts w:ascii="Calibri" w:hAnsi="Calibri"/>
+          <w:b/>
+          <w:color w:val="1E293B"/>
+          <w:sz w:val="21"/>
+        </w:rPr>
+        <w:t>Saigon Hop-On Hop-Off Bus:</w:t>
+      </w:r>
+      <w:r>
+        <w:rPr>
+          <w:rFonts w:ascii="Calibri" w:hAnsi="Calibri"/>
+          <w:color w:val="1E293B"/>
+          <w:sz w:val="21"/>
+        </w:rPr>
+        <w:t xml:space="preserve"> boarding the </w:t>
+      </w:r>
+      <w:r>
+        <w:rPr>
+          <w:rFonts w:ascii="Calibri" w:hAnsi="Calibri"/>
+          <w:color w:val="1E293B"/>
+          <w:sz w:val="21"/>
+          <w:u w:val="single"/>
+        </w:rPr>
+        <w:t>Saigon Hop-On Hop-Off Bus</w:t>
+      </w:r>
+      <w:r>
+        <w:rPr>
+          <w:rFonts w:ascii="Calibri" w:hAnsi="Calibri"/>
+          <w:color w:val="1E293B"/>
+          <w:sz w:val="21"/>
+        </w:rPr>
+        <w:t xml:space="preserve"> right outside the main palace gate.</w:t>
+      </w:r>
+      <w:r>
+        <w:rPr>
+          <w:rFonts w:ascii="Calibri" w:hAnsi="Calibri"/>
+          <w:color w:val="1E293B"/>
+          <w:sz w:val="21"/>
+        </w:rPr>
+      </w:r>
+      <w:r>
+        <w:rPr>
+          <w:rFonts w:ascii="Calibri" w:hAnsi="Calibri"/>
+          <w:color w:val="1E293B"/>
+          <w:sz w:val="21"/>
+        </w:rPr>
+        <w:br/>
+        <w:t xml:space="preserve">- </w:t>
+      </w:r>
+      <w:r>
+        <w:rPr>
+          <w:rFonts w:ascii="Calibri" w:hAnsi="Calibri"/>
+          <w:b/>
+          <w:color w:val="1E293B"/>
+          <w:sz w:val="21"/>
+        </w:rPr>
+        <w:t>Boutique Hotels Near Ben Thanh:</w:t>
+      </w:r>
+      <w:r>
+        <w:rPr>
+          <w:rFonts w:ascii="Calibri" w:hAnsi="Calibri"/>
+          <w:color w:val="1E293B"/>
+          <w:sz w:val="21"/>
+        </w:rPr>
+        <w:t xml:space="preserve"> staying within walking distance at curated </w:t>
+      </w:r>
+      <w:r>
+        <w:rPr>
+          <w:rFonts w:ascii="Calibri" w:hAnsi="Calibri"/>
+          <w:color w:val="1E293B"/>
+          <w:sz w:val="21"/>
+          <w:u w:val="single"/>
+        </w:rPr>
+        <w:t>boutique hotels near Ben Thanh</w:t>
+      </w:r>
+      <w:r>
+        <w:rPr>
+          <w:rFonts w:ascii="Calibri" w:hAnsi="Calibri"/>
+          <w:color w:val="1E293B"/>
+          <w:sz w:val="21"/>
+        </w:rPr>
+        <w:t>.</w:t>
+      </w:r>
+    </w:p>
+    <w:p>
+      <w:pPr>
         <w:keepNext/>
         <w:spacing w:before="320" w:after="120" w:line="276" w:lineRule="auto"/>
       </w:pPr>
